--- a/docs/Objetivos_H1_v2026.docx
+++ b/docs/Objetivos_H1_v2026.docx
@@ -60,13 +60,13 @@
         <w:t xml:space="preserve">implicados en el manejo de pacientes con patología neurológica y neuroquirúrgica, este curso tiene como objetivo general actualizar, de forma rigurosa y orientada a la práctica clínica, los conocimientos sobre la hidrocefalia y la dinámica del líquido cefalorraquídeo (LCR). Asimismo, pretende proporcionar herramientas que permitan abordar las preguntas clínicas que surgen en la práctica diaria y facilitar la integración efectiva de estos conocimientos en la actividad asistencial.</w:t>
       </w:r>
     </w:p>
-    <w:bookmarkStart w:id="12" w:name="competencias-y-resultados-de-aprendizaje"/>
+    <w:bookmarkStart w:id="9" w:name="objetivo-general"/>
     <w:p>
       <w:pPr>
         <w:pStyle w:val="Heading2"/>
       </w:pPr>
       <w:r>
-        <w:t xml:space="preserve">1 Competencias y resultados de aprendizaje</w:t>
+        <w:t xml:space="preserve">1 Objetivo general</w:t>
       </w:r>
     </w:p>
     <w:p>
@@ -74,16 +74,34 @@
         <w:pStyle w:val="FirstParagraph"/>
       </w:pPr>
       <w:r>
+        <w:t xml:space="preserve">Desarrollar una comprensión avanzada e integrada del sistema del líquido cefalorraquídeo (LCR) y de la dinámica intracraneal, que permita interpretar de forma crítica la presión intracraneal (PIC) y otros parámetros fisiológicos, y aplicarlos al razonamiento clínico experto en pacientes con alteraciones de la dinámica del LCR.</w:t>
+      </w:r>
+    </w:p>
+    <w:bookmarkEnd w:id="9"/>
+    <w:bookmarkStart w:id="14" w:name="competencias-y-resultados-de-aprendizaje"/>
+    <w:p>
+      <w:pPr>
+        <w:pStyle w:val="Heading2"/>
+      </w:pPr>
+      <w:r>
+        <w:t xml:space="preserve">2 Competencias y resultados de aprendizaje</w:t>
+      </w:r>
+    </w:p>
+    <w:p>
+      <w:pPr>
+        <w:pStyle w:val="FirstParagraph"/>
+      </w:pPr>
+      <w:r>
         <w:t xml:space="preserve">Al finalizar el curso SC-H1-v2026, el participante será capaz de:</w:t>
       </w:r>
     </w:p>
-    <w:bookmarkStart w:id="9" w:name="conocimientos"/>
+    <w:bookmarkStart w:id="10" w:name="conocimientos"/>
     <w:p>
       <w:pPr>
         <w:pStyle w:val="Heading3"/>
       </w:pPr>
       <w:r>
-        <w:t xml:space="preserve">1.1 Conocimientos</w:t>
+        <w:t xml:space="preserve">2.1 Conocimientos</w:t>
       </w:r>
     </w:p>
     <w:p>
@@ -94,7 +112,7 @@
         </w:numPr>
       </w:pPr>
       <w:r>
-        <w:t xml:space="preserve">Describir de forma precisa la anatomía y fisiología del sistema del líquido cefalorraquídeo (LCR), incluyendo los mecanismos de producción, circulación y reabsorción.</w:t>
+        <w:t xml:space="preserve">Describir la anatomía y fisiología del sistema del LCR, incluyendo los mecanismos de producción, circulación y reabsorción.</w:t>
       </w:r>
     </w:p>
     <w:p>
@@ -105,7 +123,7 @@
         </w:numPr>
       </w:pPr>
       <w:r>
-        <w:t xml:space="preserve">Explicar los principales modelos fisiopatológicos implicados en el desarrollo de la hidrocefalia, integrando conceptos clásicos y actuales.</w:t>
+        <w:t xml:space="preserve">Explicar la relación entre presión, volumen y compliance intracraneal, integrando la doctrina de Monro‑Kellie con conceptos actuales.</w:t>
       </w:r>
     </w:p>
     <w:p>
@@ -116,17 +134,28 @@
         </w:numPr>
       </w:pPr>
       <w:r>
-        <w:t xml:space="preserve">Reconocer los fundamentos teóricos de la monitorización de la presión intracraneal (PIC) y sus principales parámetros.</w:t>
-      </w:r>
-    </w:p>
-    <w:bookmarkEnd w:id="9"/>
-    <w:bookmarkStart w:id="10" w:name="habilidades-skills"/>
+        <w:t xml:space="preserve">Analizar los principales modelos fisiopatológicos de la hidrocefalia, incorporando tanto enfoques clásicos como modelos dinámicos avanzados.</w:t>
+      </w:r>
+    </w:p>
+    <w:p>
+      <w:pPr>
+        <w:numPr>
+          <w:ilvl w:val="0"/>
+          <w:numId w:val="1001"/>
+        </w:numPr>
+      </w:pPr>
+      <w:r>
+        <w:t xml:space="preserve">Comprender los fundamentos teóricos de la monitorización de la PIC, incluyendo la adquisición y características de la señal.</w:t>
+      </w:r>
+    </w:p>
+    <w:bookmarkEnd w:id="10"/>
+    <w:bookmarkStart w:id="11" w:name="habilidades-skills"/>
     <w:p>
       <w:pPr>
         <w:pStyle w:val="Heading3"/>
       </w:pPr>
       <w:r>
-        <w:t xml:space="preserve">1.2</w:t>
+        <w:t xml:space="preserve">2.2</w:t>
       </w:r>
       <w:r>
         <w:t xml:space="preserve"> </w:t>
@@ -163,7 +192,7 @@
         </w:numPr>
       </w:pPr>
       <w:r>
-        <w:t xml:space="preserve">Interpretar de manera sistemática registros de PIC, distinguiendo patrones fisiológicos y patológicos.</w:t>
+        <w:t xml:space="preserve">Interpretar de manera sistemática registros de PIC, incluyendo:valores medios, morfología de la onda (P1, P2, P3), variabilidad temporal.</w:t>
       </w:r>
     </w:p>
     <w:p>
@@ -174,7 +203,7 @@
         </w:numPr>
       </w:pPr>
       <w:r>
-        <w:t xml:space="preserve">Analizar datos procedentes de diferentes sistemas de monitorización intracraneal, integrándolos con la situación clínica del paciente.</w:t>
+        <w:t xml:space="preserve">Analizar de forma crítica datos procedentes de monitorización de la PIC, identificando patrones fisiopatológicos relevantes.</w:t>
       </w:r>
     </w:p>
     <w:p>
@@ -185,7 +214,7 @@
         </w:numPr>
       </w:pPr>
       <w:r>
-        <w:t xml:space="preserve">Elaborar informes estructurados de interpretación de registros de PIC con relevancia clínica.</w:t>
+        <w:t xml:space="preserve">Integrar parámetros dinámicos (p. ej., amplitud de pulso, índices derivados, resistencia al drenaje) en la evaluación del sistema intracraneal.</w:t>
       </w:r>
     </w:p>
     <w:p>
@@ -196,17 +225,28 @@
         </w:numPr>
       </w:pPr>
       <w:r>
-        <w:t xml:space="preserve">Aplicar los conocimientos teóricos en la resolución de problemas clínicos relacionados con la hidrocefalia.</w:t>
-      </w:r>
-    </w:p>
-    <w:bookmarkEnd w:id="10"/>
-    <w:bookmarkStart w:id="11" w:name="competencias-clínicas"/>
+        <w:t xml:space="preserve">Elaborar informes estructurados de interpretación de registros de PIC con relevancia fisiopatológica y clínica.</w:t>
+      </w:r>
+    </w:p>
+    <w:p>
+      <w:pPr>
+        <w:numPr>
+          <w:ilvl w:val="0"/>
+          <w:numId w:val="1002"/>
+        </w:numPr>
+      </w:pPr>
+      <w:r>
+        <w:t xml:space="preserve">Aplicar los conocimientos teóricos en la resolución de problemas clínicos complejos relacionados con la dinámica del LCR.</w:t>
+      </w:r>
+    </w:p>
+    <w:bookmarkEnd w:id="11"/>
+    <w:bookmarkStart w:id="12" w:name="competencias-clínicas"/>
     <w:p>
       <w:pPr>
         <w:pStyle w:val="Heading3"/>
       </w:pPr>
       <w:r>
-        <w:t xml:space="preserve">1.3 Competencias clínicas</w:t>
+        <w:t xml:space="preserve">2.3 Competencias clínicas</w:t>
       </w:r>
     </w:p>
     <w:p>
@@ -217,7 +257,7 @@
         </w:numPr>
       </w:pPr>
       <w:r>
-        <w:t xml:space="preserve">Integrar la información fisiopatológica y los datos de monitorización en la toma de decisiones diagnósticas y terapéuticas en pacientes con hidrocefalia.</w:t>
+        <w:t xml:space="preserve">Integrar la información fisiopatológica y los datos de monitorización en la toma de decisiones diagnósticas y terapéuticas.</w:t>
       </w:r>
     </w:p>
     <w:p>
@@ -228,33 +268,62 @@
         </w:numPr>
       </w:pPr>
       <w:r>
-        <w:t xml:space="preserve">Valorar la indicación, utilidad y limitaciones de las distintas estrategias terapéuticas disponibles.</w:t>
+        <w:t xml:space="preserve">Valorar de forma crítica la utilidad y las limitaciones de los distintos métodos de evaluación de la dinámica del LCR y la PIC.</w:t>
+      </w:r>
+    </w:p>
+    <w:p>
+      <w:pPr>
+        <w:pStyle w:val="FirstParagraph"/>
+      </w:pPr>
+      <w:r>
+        <w:t xml:space="preserve">-Aplicar un razonamiento clínico estructurado basado en el eje: presión–&gt;volumen–&gt;compliance–&gt;flujo–&gt;pulsatilidad.</w:t>
+      </w:r>
+    </w:p>
+    <w:bookmarkEnd w:id="12"/>
+    <w:bookmarkStart w:id="13" w:name="competencia-transversal"/>
+    <w:p>
+      <w:pPr>
+        <w:pStyle w:val="Heading3"/>
+      </w:pPr>
+      <w:r>
+        <w:t xml:space="preserve">2.4 Competencia transversal</w:t>
       </w:r>
     </w:p>
     <w:p>
       <w:pPr>
         <w:numPr>
           <w:ilvl w:val="0"/>
-          <w:numId w:val="1003"/>
+          <w:numId w:val="1004"/>
         </w:numPr>
       </w:pPr>
       <w:r>
-        <w:t xml:space="preserve">Evaluar la respuesta al tratamiento mediante la interpretación de parámetros clínicos y de monitorización.</w:t>
+        <w:t xml:space="preserve">Analizar críticamente la literatura científica relevante (Journal Club) en relación con la dinámica del LCR y la PIC.</w:t>
       </w:r>
     </w:p>
     <w:p>
       <w:pPr>
         <w:numPr>
           <w:ilvl w:val="0"/>
-          <w:numId w:val="1003"/>
+          <w:numId w:val="1004"/>
         </w:numPr>
       </w:pPr>
       <w:r>
-        <w:t xml:space="preserve">Aplicar un razonamiento clínico estructurado en el manejo de casos complejos de alteraciones de la dinámica del LCR.</w:t>
-      </w:r>
-    </w:p>
-    <w:bookmarkEnd w:id="11"/>
-    <w:bookmarkEnd w:id="12"/>
+        <w:t xml:space="preserve">Identificar limitaciones metodológicas y su impacto en la interpretación fisiopatológica.</w:t>
+      </w:r>
+    </w:p>
+    <w:p>
+      <w:pPr>
+        <w:numPr>
+          <w:ilvl w:val="0"/>
+          <w:numId w:val="1004"/>
+        </w:numPr>
+      </w:pPr>
+      <w:r>
+        <w:t xml:space="preserve">Integrar la evidencia científica en la toma de decisiones clínicas.</w:t>
+      </w:r>
+    </w:p>
+    <w:bookmarkEnd w:id="13"/>
+    <w:bookmarkEnd w:id="14"/>
     <w:sectPr>
       <w:footnotePr>
         <w:numRestart w:val="eachSect"/>
@@ -478,6 +547,9 @@
     <w:abstractNumId w:val="991"/>
   </w:num>
   <w:num w:numId="1003">
+    <w:abstractNumId w:val="991"/>
+  </w:num>
+  <w:num w:numId="1004">
     <w:abstractNumId w:val="991"/>
   </w:num>
 </w:numbering>

--- a/docs/Objetivos_H1_v2026.docx
+++ b/docs/Objetivos_H1_v2026.docx
@@ -273,10 +273,13 @@
     </w:p>
     <w:p>
       <w:pPr>
-        <w:pStyle w:val="FirstParagraph"/>
-      </w:pPr>
-      <w:r>
-        <w:t xml:space="preserve">-Aplicar un razonamiento clínico estructurado basado en el eje: presión–&gt;volumen–&gt;compliance–&gt;flujo–&gt;pulsatilidad.</w:t>
+        <w:numPr>
+          <w:ilvl w:val="0"/>
+          <w:numId w:val="1003"/>
+        </w:numPr>
+      </w:pPr>
+      <w:r>
+        <w:t xml:space="preserve">Aplicar un razonamiento clínico estructurado basado en el eje: presión–&gt;volumen–&gt;compliance–&gt;flujo–&gt;pulsatilidad.</w:t>
       </w:r>
     </w:p>
     <w:bookmarkEnd w:id="12"/>

--- a/docs/Objetivos_H1_v2026.docx
+++ b/docs/Objetivos_H1_v2026.docx
@@ -74,11 +74,11 @@
         <w:pStyle w:val="FirstParagraph"/>
       </w:pPr>
       <w:r>
-        <w:t xml:space="preserve">Desarrollar una comprensión avanzada e integrada del sistema del líquido cefalorraquídeo (LCR) y de la dinámica intracraneal, que permita interpretar de forma crítica la presión intracraneal (PIC) y otros parámetros fisiológicos, y aplicarlos al razonamiento clínico experto en pacientes con alteraciones de la dinámica del LCR.</w:t>
+        <w:t xml:space="preserve">Desarrollar una comprensión avanzada e integrada del sistema del LCR y de la dinámica craneo-espinal, que permita interpretar de forma crítica la presión intracraneal (PIC) y otros parámetros fisiológicos, y aplicarlos al razonamiento clínico experto en pacientes con alteraciones de la dinámica del LCR.</w:t>
       </w:r>
     </w:p>
     <w:bookmarkEnd w:id="9"/>
-    <w:bookmarkStart w:id="14" w:name="competencias-y-resultados-de-aprendizaje"/>
+    <w:bookmarkStart w:id="16" w:name="competencias-y-resultados-de-aprendizaje"/>
     <w:p>
       <w:pPr>
         <w:pStyle w:val="Heading2"/>
@@ -112,7 +112,7 @@
         </w:numPr>
       </w:pPr>
       <w:r>
-        <w:t xml:space="preserve">Describir la anatomía y fisiología del sistema del LCR, incluyendo los mecanismos de producción, circulación y reabsorción.</w:t>
+        <w:t xml:space="preserve">Describir la anatomía y fisiología del sistema del LCR, incluyendo los mecanismos de producción, circulación y reabsorción, así como las teorías actuales sobre el sistema glinfático.</w:t>
       </w:r>
     </w:p>
     <w:p>
@@ -123,7 +123,23 @@
         </w:numPr>
       </w:pPr>
       <w:r>
-        <w:t xml:space="preserve">Explicar la relación entre presión, volumen y compliance intracraneal, integrando la doctrina de Monro‑Kellie con conceptos actuales.</w:t>
+        <w:t xml:space="preserve">Explicar la relación entre presión, volumen y</w:t>
+      </w:r>
+      <w:r>
+        <w:t xml:space="preserve"> </w:t>
+      </w:r>
+      <w:r>
+        <w:rPr>
+          <w:i/>
+          <w:iCs/>
+        </w:rPr>
+        <w:t xml:space="preserve">compliance</w:t>
+      </w:r>
+      <w:r>
+        <w:t xml:space="preserve"> </w:t>
+      </w:r>
+      <w:r>
+        <w:t xml:space="preserve">intracraneal, integrando la doctrina de Monro‑Kellie con conceptos actuales.</w:t>
       </w:r>
     </w:p>
     <w:p>
@@ -192,7 +208,7 @@
         </w:numPr>
       </w:pPr>
       <w:r>
-        <w:t xml:space="preserve">Interpretar de manera sistemática registros de PIC, incluyendo:valores medios, morfología de la onda (P1, P2, P3), variabilidad temporal.</w:t>
+        <w:t xml:space="preserve">Interpretar de manera sistemática registros de PIC, incluyendo: valores medios, morfología de la onda (P1, P2, P3), variabilidad temporal y detectar la presencia de ondas lentas.</w:t>
       </w:r>
     </w:p>
     <w:p>
@@ -240,7 +256,7 @@
       </w:r>
     </w:p>
     <w:bookmarkEnd w:id="11"/>
-    <w:bookmarkStart w:id="12" w:name="competencias-clínicas"/>
+    <w:bookmarkStart w:id="15" w:name="competencias-clínicas"/>
     <w:p>
       <w:pPr>
         <w:pStyle w:val="Heading3"/>
@@ -257,7 +273,7 @@
         </w:numPr>
       </w:pPr>
       <w:r>
-        <w:t xml:space="preserve">Integrar la información fisiopatológica y los datos de monitorización en la toma de decisiones diagnósticas y terapéuticas.</w:t>
+        <w:t xml:space="preserve">Integrar la información fisiopatológica y los datos de monitorización de la PCI en la toma de decisiones diagnósticas y terapéuticas.</w:t>
       </w:r>
     </w:p>
     <w:p>
@@ -279,54 +295,159 @@
         </w:numPr>
       </w:pPr>
       <w:r>
-        <w:t xml:space="preserve">Aplicar un razonamiento clínico estructurado basado en el eje: presión–&gt;volumen–&gt;compliance–&gt;flujo–&gt;pulsatilidad.</w:t>
-      </w:r>
-    </w:p>
-    <w:bookmarkEnd w:id="12"/>
-    <w:bookmarkStart w:id="13" w:name="competencia-transversal"/>
-    <w:p>
-      <w:pPr>
-        <w:pStyle w:val="Heading3"/>
-      </w:pPr>
-      <w:r>
-        <w:t xml:space="preserve">2.4 Competencia transversal</w:t>
-      </w:r>
-    </w:p>
-    <w:p>
-      <w:pPr>
-        <w:numPr>
-          <w:ilvl w:val="0"/>
-          <w:numId w:val="1004"/>
-        </w:numPr>
-      </w:pPr>
-      <w:r>
-        <w:t xml:space="preserve">Analizar críticamente la literatura científica relevante (Journal Club) en relación con la dinámica del LCR y la PIC.</w:t>
-      </w:r>
-    </w:p>
-    <w:p>
-      <w:pPr>
-        <w:numPr>
-          <w:ilvl w:val="0"/>
-          <w:numId w:val="1004"/>
-        </w:numPr>
-      </w:pPr>
-      <w:r>
-        <w:t xml:space="preserve">Identificar limitaciones metodológicas y su impacto en la interpretación fisiopatológica.</w:t>
-      </w:r>
-    </w:p>
-    <w:p>
-      <w:pPr>
-        <w:numPr>
-          <w:ilvl w:val="0"/>
-          <w:numId w:val="1004"/>
-        </w:numPr>
-      </w:pPr>
-      <w:r>
-        <w:t xml:space="preserve">Integrar la evidencia científica en la toma de decisiones clínicas.</w:t>
-      </w:r>
-    </w:p>
-    <w:bookmarkEnd w:id="13"/>
-    <w:bookmarkEnd w:id="14"/>
+        <w:t xml:space="preserve">Aplicar un razonamiento clínico estructurado basado en el eje: volumen-&gt;presión–&gt;compliance–&gt;flujo–&gt;pulsatilidad cerebral.</w:t>
+      </w:r>
+    </w:p>
+    <w:tbl>
+      <w:tblPr>
+        <w:tblStyle w:val="Table"/>
+        <w:tblLook w:firstRow="0" w:lastRow="0" w:firstColumn="0" w:lastColumn="0" w:noHBand="0" w:noVBand="0" w:val="0000"/>
+        <w:tblBorders>
+          <w:top w:val="single" w:sz="4" w:space="0" w:color="CC1914"/>
+          <w:left w:val="single" w:sz="24" w:space="0" w:color="CC1914"/>
+          <w:bottom w:val="single" w:sz="4" w:space="0" w:color="CC1914"/>
+          <w:right w:val="single" w:sz="4" w:space="0" w:color="CC1914"/>
+        </w:tblBorders>
+        <w:tblCellMar>
+          <w:left w:w="144" w:type="dxa"/>
+          <w:right w:w="144" w:type="dxa"/>
+        </w:tblCellMar>
+        <w:tblLook w:firstRow="0" w:lastRow="0" w:firstColumn="0" w:lastColumn="0" w:noHBand="0" w:noVBand="0" w:val="0000"/>
+      </w:tblPr>
+      <w:tr>
+        <w:trPr>
+          <w:cantSplit/>
+        </w:trPr>
+        <w:tc>
+          <w:tcPr>
+            <w:shd w:color="auto" w:fill="f7dddc" w:val="clear"/>
+            <w:tcMar>
+              <w:top w:w="92" w:type="dxa"/>
+              <w:bottom w:w="92" w:type="dxa"/>
+            </w:tcMar>
+          </w:tcPr>
+          <w:p>
+            <w:pPr>
+              <w:pStyle w:val="FirstParagraph"/>
+            </w:pPr>
+            <w:pPr>
+              <w:spacing w:before="0" w:after="0"/>
+              <w:textAlignment w:val="center"/>
+            </w:pPr>
+            <w:r>
+              <w:drawing>
+                <wp:inline>
+                  <wp:extent cx="152400" cy="152400"/>
+                  <wp:effectExtent b="0" l="0" r="0" t="0"/>
+                  <wp:docPr descr="" title="" id="13" name="Picture"/>
+                  <a:graphic>
+                    <a:graphicData uri="http://schemas.openxmlformats.org/drawingml/2006/picture">
+                      <pic:pic>
+                        <pic:nvPicPr>
+                          <pic:cNvPr descr="C:\Users\Sahuquillo\AppData\Local\Programs\Quarto\share\formats\docx\important.png" id="14" name="Picture"/>
+                          <pic:cNvPicPr>
+                            <a:picLocks noChangeArrowheads="1" noChangeAspect="1"/>
+                          </pic:cNvPicPr>
+                        </pic:nvPicPr>
+                        <pic:blipFill>
+                          <a:blip r:embed="rId12"/>
+                          <a:stretch>
+                            <a:fillRect/>
+                          </a:stretch>
+                        </pic:blipFill>
+                        <pic:spPr bwMode="auto">
+                          <a:xfrm>
+                            <a:off x="0" y="0"/>
+                            <a:ext cx="152400" cy="152400"/>
+                          </a:xfrm>
+                          <a:prstGeom prst="rect">
+                            <a:avLst/>
+                          </a:prstGeom>
+                          <a:noFill/>
+                          <a:ln w="9525">
+                            <a:noFill/>
+                            <a:headEnd/>
+                            <a:tailEnd/>
+                          </a:ln>
+                        </pic:spPr>
+                      </pic:pic>
+                    </a:graphicData>
+                  </a:graphic>
+                </wp:inline>
+              </w:drawing>
+            </w:r>
+            <w:r>
+              <w:t xml:space="preserve"> </w:t>
+            </w:r>
+            <w:r>
+              <w:t xml:space="preserve"> </w:t>
+            </w:r>
+            <w:r>
+              <w:t xml:space="preserve">Competencias Transversales</w:t>
+            </w:r>
+          </w:p>
+        </w:tc>
+      </w:tr>
+      <w:tr>
+        <w:trPr>
+          <w:cantSplit/>
+        </w:trPr>
+        <w:tc>
+          <w:tcPr>
+            <w:tcMar>
+              <w:top w:w="108" w:type="dxa"/>
+              <w:bottom w:w="108" w:type="dxa"/>
+            </w:tcMar>
+          </w:tcPr>
+          <w:p>
+            <w:pPr>
+              <w:numPr>
+                <w:ilvl w:val="0"/>
+                <w:numId w:val="1004"/>
+              </w:numPr>
+            </w:pPr>
+            <w:r>
+              <w:t xml:space="preserve">Analizar críticamente la literatura científica relevante (</w:t>
+            </w:r>
+            <w:r>
+              <w:rPr>
+                <w:i/>
+                <w:iCs/>
+              </w:rPr>
+              <w:t xml:space="preserve">Journal Club</w:t>
+            </w:r>
+            <w:r>
+              <w:t xml:space="preserve">) en relación con la dinámica del LCR y la PIC.</w:t>
+            </w:r>
+          </w:p>
+          <w:p>
+            <w:pPr>
+              <w:numPr>
+                <w:ilvl w:val="0"/>
+                <w:numId w:val="1004"/>
+              </w:numPr>
+            </w:pPr>
+            <w:r>
+              <w:t xml:space="preserve">Identificar limitaciones metodológicas y su impacto en la interpretación fisiopatológica.</w:t>
+            </w:r>
+          </w:p>
+          <w:p>
+            <w:pPr>
+              <w:numPr>
+                <w:ilvl w:val="0"/>
+                <w:numId w:val="1004"/>
+              </w:numPr>
+            </w:pPr>
+            <w:r>
+              <w:t xml:space="preserve">Integrar la evidencia científica en la toma de decisiones clínicas.</w:t>
+            </w:r>
+          </w:p>
+          <w:p/>
+        </w:tc>
+      </w:tr>
+    </w:tbl>
+    <w:bookmarkEnd w:id="15"/>
+    <w:bookmarkEnd w:id="16"/>
     <w:sectPr>
       <w:footnotePr>
         <w:numRestart w:val="eachSect"/>

--- a/docs/Objetivos_H1_v2026.docx
+++ b/docs/Objetivos_H1_v2026.docx
@@ -303,10 +303,10 @@
         <w:tblStyle w:val="Table"/>
         <w:tblLook w:firstRow="0" w:lastRow="0" w:firstColumn="0" w:lastColumn="0" w:noHBand="0" w:noVBand="0" w:val="0000"/>
         <w:tblBorders>
-          <w:top w:val="single" w:sz="4" w:space="0" w:color="CC1914"/>
-          <w:left w:val="single" w:sz="24" w:space="0" w:color="CC1914"/>
-          <w:bottom w:val="single" w:sz="4" w:space="0" w:color="CC1914"/>
-          <w:right w:val="single" w:sz="4" w:space="0" w:color="CC1914"/>
+          <w:top w:val="single" w:sz="4" w:space="0" w:color="0758E5"/>
+          <w:left w:val="single" w:sz="24" w:space="0" w:color="0758E5"/>
+          <w:bottom w:val="single" w:sz="4" w:space="0" w:color="0758E5"/>
+          <w:right w:val="single" w:sz="4" w:space="0" w:color="0758E5"/>
         </w:tblBorders>
         <w:tblCellMar>
           <w:left w:w="144" w:type="dxa"/>
@@ -320,7 +320,7 @@
         </w:trPr>
         <w:tc>
           <w:tcPr>
-            <w:shd w:color="auto" w:fill="f7dddc" w:val="clear"/>
+            <w:shd w:color="auto" w:fill="dae6fb" w:val="clear"/>
             <w:tcMar>
               <w:top w:w="92" w:type="dxa"/>
               <w:bottom w:w="92" w:type="dxa"/>
@@ -344,7 +344,7 @@
                     <a:graphicData uri="http://schemas.openxmlformats.org/drawingml/2006/picture">
                       <pic:pic>
                         <pic:nvPicPr>
-                          <pic:cNvPr descr="C:\Users\Sahuquillo\AppData\Local\Programs\Quarto\share\formats\docx\important.png" id="14" name="Picture"/>
+                          <pic:cNvPr descr="C:\Users\Sahuquillo\AppData\Local\Programs\Quarto\share\formats\docx\note.png" id="14" name="Picture"/>
                           <pic:cNvPicPr>
                             <a:picLocks noChangeArrowheads="1" noChangeAspect="1"/>
                           </pic:cNvPicPr>

--- a/docs/Objetivos_H1_v2026.docx
+++ b/docs/Objetivos_H1_v2026.docx
@@ -303,10 +303,10 @@
         <w:tblStyle w:val="Table"/>
         <w:tblLook w:firstRow="0" w:lastRow="0" w:firstColumn="0" w:lastColumn="0" w:noHBand="0" w:noVBand="0" w:val="0000"/>
         <w:tblBorders>
-          <w:top w:val="single" w:sz="4" w:space="0" w:color="0758E5"/>
-          <w:left w:val="single" w:sz="24" w:space="0" w:color="0758E5"/>
-          <w:bottom w:val="single" w:sz="4" w:space="0" w:color="0758E5"/>
-          <w:right w:val="single" w:sz="4" w:space="0" w:color="0758E5"/>
+          <w:top w:val="single" w:sz="4" w:space="0" w:color="CC1914"/>
+          <w:left w:val="single" w:sz="24" w:space="0" w:color="CC1914"/>
+          <w:bottom w:val="single" w:sz="4" w:space="0" w:color="CC1914"/>
+          <w:right w:val="single" w:sz="4" w:space="0" w:color="CC1914"/>
         </w:tblBorders>
         <w:tblCellMar>
           <w:left w:w="144" w:type="dxa"/>
@@ -320,7 +320,7 @@
         </w:trPr>
         <w:tc>
           <w:tcPr>
-            <w:shd w:color="auto" w:fill="dae6fb" w:val="clear"/>
+            <w:shd w:color="auto" w:fill="f7dddc" w:val="clear"/>
             <w:tcMar>
               <w:top w:w="92" w:type="dxa"/>
               <w:bottom w:w="92" w:type="dxa"/>
@@ -344,7 +344,7 @@
                     <a:graphicData uri="http://schemas.openxmlformats.org/drawingml/2006/picture">
                       <pic:pic>
                         <pic:nvPicPr>
-                          <pic:cNvPr descr="C:\Users\Sahuquillo\AppData\Local\Programs\Quarto\share\formats\docx\note.png" id="14" name="Picture"/>
+                          <pic:cNvPr descr="C:\Users\Sahuquillo\AppData\Local\Programs\Quarto\share\formats\docx\important.png" id="14" name="Picture"/>
                           <pic:cNvPicPr>
                             <a:picLocks noChangeArrowheads="1" noChangeAspect="1"/>
                           </pic:cNvPicPr>
